--- a/rapports/2026-06-06/EQ22/EQ22_sup_v2/DR_124101000012/68-73-64-25.docx
+++ b/rapports/2026-06-06/EQ22/EQ22_sup_v2/DR_124101000012/68-73-64-25.docx
@@ -297,7 +297,7 @@
           <w:color w:val="1F6FEB"/>
           <w:sz w:val="22"/>
         </w:rPr>
-        <w:t>⚠ INCOHÉRENCES À CORRIGER (75)</w:t>
+        <w:t>⚠ INCOHÉRENCES À CORRIGER (72)</w:t>
       </w:r>
     </w:p>
     <w:tbl>
@@ -845,7 +845,7 @@
                 <w:i w:val="0"/>
                 <w:sz w:val="17"/>
               </w:rPr>
-              <w:t>Incohérence!!! seulement les écoles privées paient les frais de scolarité (y compris les frais d'inscription).</w:t>
+              <w:t>Incohérence ! MOR NDIAMA KA est âgé de 13 ans et fréquente 1ére année de Secondaire 1 (Moyen) Général , tandis qu'il a débuté l'école à l'âge de 8 ans.</w:t>
             </w:r>
           </w:p>
         </w:tc>
@@ -904,7 +904,7 @@
                 <w:color w:val="16A34A"/>
                 <w:sz w:val="16"/>
               </w:rPr>
-              <w:t>s01q32, s01q36, s01q38, s04q37_modif, s02q33, s02q34, s01q00b</w:t>
+              <w:t>s02q15, s02q08</w:t>
             </w:r>
           </w:p>
         </w:tc>
@@ -935,7 +935,7 @@
                 <w:i w:val="0"/>
                 <w:sz w:val="17"/>
               </w:rPr>
-              <w:t>Peu probable!!! Vu l'âge (18 ans) de AISSATOU COUMBA KA ou l'année à laquelle AISSATOU COUMBA KA a fréquenté l'école pour la dernière fois (.) le dernier diplome de AISSATOU COUMBA KA ne peut être le Certificat d'études primaires (CEP), prière de corriger cette incohérence ou confirmer avec le QG.</w:t>
+              <w:t>Veuillez vérifier les informations renseignées aux questions s02q15, s02q08 ainsi que l'âge de l'individu, et corriger l'incohérence.</w:t>
             </w:r>
           </w:p>
         </w:tc>
@@ -994,7 +994,7 @@
                 <w:color w:val="16A34A"/>
                 <w:sz w:val="16"/>
               </w:rPr>
-              <w:t>—</w:t>
+              <w:t>s01q32, s01q36, s01q38, s04q37_modif, s02q33, s02q34, s01q00b</w:t>
             </w:r>
           </w:p>
         </w:tc>
@@ -1025,7 +1025,7 @@
                 <w:i w:val="0"/>
                 <w:sz w:val="17"/>
               </w:rPr>
-              <w:t>Incohérence ! MOR NDIAMA KA est âgé de 13 ans et fréquente 1ére année de Secondaire 1 (Moyen) Général , tandis qu'il a débuté l'école à l'âge de 8 ans.</w:t>
+              <w:t>Peu probable!!! Vu l'âge (13 ans) de MOR NDIAMA KA ou l'année à laquelle MOR NDIAMA KA a fréquenté l'école pour la dernière fois (.) le dernier diplome de MOR NDIAMA KA ne peut être le Certificat d'études primaires (CEP), prière de corriger cette incohérence ou confirmer avec le QG.</w:t>
             </w:r>
           </w:p>
         </w:tc>
@@ -1084,7 +1084,7 @@
                 <w:color w:val="16A34A"/>
                 <w:sz w:val="16"/>
               </w:rPr>
-              <w:t>s02q15, s02q08</w:t>
+              <w:t>s01q32, s01q36, s01q38, s04q37_modif, s02q33, s02q34, s01q00b</w:t>
             </w:r>
           </w:p>
         </w:tc>
@@ -1115,7 +1115,7 @@
                 <w:i w:val="0"/>
                 <w:sz w:val="17"/>
               </w:rPr>
-              <w:t>Veuillez vérifier les informations renseignées aux questions s02q15, s02q08 ainsi que l'âge de l'individu, et corriger l'incohérence.</w:t>
+              <w:t>Peu probable!!! Vu l'âge (18 ans) de AISSATOU COUMBA KA ou l'année à laquelle AISSATOU COUMBA KA a fréquenté l'école pour la dernière fois (.) le dernier diplome de AISSATOU COUMBA KA ne peut être le Certificat d'études primaires (CEP), prière de corriger cette incohérence ou confirmer avec le QG.</w:t>
             </w:r>
           </w:p>
         </w:tc>
@@ -1148,7 +1148,7 @@
                 <w:i w:val="0"/>
                 <w:sz w:val="16"/>
               </w:rPr>
-              <w:t>S02</w:t>
+              <w:t>S03</w:t>
               <w:br/>
             </w:r>
             <w:r>
@@ -1158,7 +1158,7 @@
                 <w:color w:val="64748B"/>
                 <w:sz w:val="14"/>
               </w:rPr>
-              <w:t>Éducation</w:t>
+              <w:t>Santé</w:t>
             </w:r>
           </w:p>
         </w:tc>
@@ -1174,7 +1174,7 @@
                 <w:color w:val="16A34A"/>
                 <w:sz w:val="16"/>
               </w:rPr>
-              <w:t>s01q32, s01q36, s01q38, s04q37_modif, s02q33, s02q34, s01q00b</w:t>
+              <w:t>—</w:t>
             </w:r>
           </w:p>
         </w:tc>
@@ -1205,7 +1205,7 @@
                 <w:i w:val="0"/>
                 <w:sz w:val="17"/>
               </w:rPr>
-              <w:t>Peu probable!!! Vu l'âge (13 ans) de MOR NDIAMA KA ou l'année à laquelle MOR NDIAMA KA a fréquenté l'école pour la dernière fois (.) le dernier diplome de MOR NDIAMA KA ne peut être le Certificat d'études primaires (CEP), prière de corriger cette incohérence ou confirmer avec le QG.</w:t>
+              <w:t>Avertissement!!! La distance parcourue (10 Km ou plus) et le temps (De 15 à moins de 30 mn) donné par CHEIKH TIDIANE KA semble incoherent pour accéder au lieu de la consultation.</w:t>
             </w:r>
           </w:p>
         </w:tc>
@@ -1295,7 +1295,7 @@
                 <w:i w:val="0"/>
                 <w:sz w:val="17"/>
               </w:rPr>
-              <w:t>Avertissement!!! La distance parcourue (10 Km ou plus) et le temps (De 15 à moins de 30 mn) donné par CHEIKH TIDIANE KA semble incoherent pour accéder au lieu de la consultation.</w:t>
+              <w:t>Incohérent !!! AISSATOU COUMBA KA s'est consulté la première fois pour cette maladie (Douleurs/fatigue) chez un médecin généraliste et vous dites que  AISSATOU COUMBA KA n'est pas concerné par le montant des frais de consultation d'un médecin généraliste (3.14=9999).</w:t>
             </w:r>
           </w:p>
         </w:tc>
@@ -1385,7 +1385,7 @@
                 <w:i w:val="0"/>
                 <w:sz w:val="17"/>
               </w:rPr>
-              <w:t>Incohérent !!! AISSATOU COUMBA KA s'est consulté la première fois pour cette maladie (Douleurs/fatigue) chez un médecin généraliste et vous dites que  AISSATOU COUMBA KA n'est pas concerné par le montant des frais de consultation d'un médecin généraliste (3.14=9999).</w:t>
+              <w:t>Prière de verifier cette incohérence auprès de l'enquêté ou confirmer.</w:t>
             </w:r>
           </w:p>
         </w:tc>
@@ -1475,7 +1475,7 @@
                 <w:i w:val="0"/>
                 <w:sz w:val="17"/>
               </w:rPr>
-              <w:t>Prière de verifier cette incohérence auprès de l'enquêté ou confirmer.</w:t>
+              <w:t>Incohérent !!! KHADY NDIAYE KA s'est consulté la première fois pour cette maladie (Douleurs/fatigue) chez un médecin généraliste et vous dites que  KHADY NDIAYE KA n'est pas concerné par le montant des frais de consultation d'un médecin généraliste (3.14=9999).</w:t>
             </w:r>
           </w:p>
         </w:tc>
@@ -1508,7 +1508,7 @@
                 <w:i w:val="0"/>
                 <w:sz w:val="16"/>
               </w:rPr>
-              <w:t>S03</w:t>
+              <w:t>S17</w:t>
               <w:br/>
             </w:r>
             <w:r>
@@ -1518,7 +1518,7 @@
                 <w:color w:val="64748B"/>
                 <w:sz w:val="14"/>
               </w:rPr>
-              <w:t>Santé</w:t>
+              <w:t>Élevage</w:t>
             </w:r>
           </w:p>
         </w:tc>
@@ -1534,7 +1534,7 @@
                 <w:color w:val="16A34A"/>
                 <w:sz w:val="16"/>
               </w:rPr>
-              <w:t>—</w:t>
+              <w:t>s01q00_0, s00q04, s03q38, s04q21, s04q51, s04q51_unite, s04q44, s04q65</w:t>
             </w:r>
           </w:p>
         </w:tc>
@@ -1565,7 +1565,7 @@
                 <w:i w:val="0"/>
                 <w:sz w:val="17"/>
               </w:rPr>
-              <w:t>Incohérent !!! KHADY NDIAYE KA s'est consulté la première fois pour cette maladie (Douleurs/fatigue) chez un médecin généraliste et vous dites que  KHADY NDIAYE KA n'est pas concerné par le montant des frais de consultation d'un médecin généraliste (3.14=9999).</w:t>
+              <w:t>Incohérence!! Le nombre de Ovins (Moutons) dans le cheptel est inféreur aux nombre qu'appartient aux ménages.</w:t>
             </w:r>
           </w:p>
         </w:tc>
@@ -1598,7 +1598,7 @@
                 <w:i w:val="0"/>
                 <w:sz w:val="16"/>
               </w:rPr>
-              <w:t>S17</w:t>
+              <w:t>S20</w:t>
               <w:br/>
             </w:r>
             <w:r>
@@ -1608,7 +1608,7 @@
                 <w:color w:val="64748B"/>
                 <w:sz w:val="14"/>
               </w:rPr>
-              <w:t>Élevage</w:t>
+              <w:t>Gouvernance / autres</w:t>
             </w:r>
           </w:p>
         </w:tc>
@@ -1624,7 +1624,7 @@
                 <w:color w:val="16A34A"/>
                 <w:sz w:val="16"/>
               </w:rPr>
-              <w:t>s01q00_0, s00q04, s03q38, s04q21, s04q51, s04q51_unite, s04q44, s04q65</w:t>
+              <w:t>—</w:t>
             </w:r>
           </w:p>
         </w:tc>
@@ -1655,7 +1655,7 @@
                 <w:i w:val="0"/>
                 <w:sz w:val="17"/>
               </w:rPr>
-              <w:t>Incohérence!! Le nombre de Ovins (Moutons) dans le cheptel est inféreur aux nombre qu'appartient aux ménages.</w:t>
+              <w:t>Incohérence détectée ! Le ménage a précédemment déclaré vivre « Bien » ou « Assez bien » selon son revenu en 20A.02.</w:t>
             </w:r>
           </w:p>
         </w:tc>
@@ -1670,10 +1670,10 @@
               <w:rPr>
                 <w:b/>
                 <w:i w:val="0"/>
-                <w:color w:val="DC2626"/>
+                <w:color w:val="EA580C"/>
                 <w:sz w:val="16"/>
               </w:rPr>
-              <w:t>Haute</w:t>
+              <w:t>Moyenne</w:t>
             </w:r>
           </w:p>
         </w:tc>
@@ -1688,7 +1688,7 @@
                 <w:i w:val="0"/>
                 <w:sz w:val="16"/>
               </w:rPr>
-              <w:t>S20</w:t>
+              <w:t>S00</w:t>
               <w:br/>
             </w:r>
             <w:r>
@@ -1698,7 +1698,7 @@
                 <w:color w:val="64748B"/>
                 <w:sz w:val="14"/>
               </w:rPr>
-              <w:t>Gouvernance / autres</w:t>
+              <w:t>Identification</w:t>
             </w:r>
           </w:p>
         </w:tc>
@@ -1714,7 +1714,7 @@
                 <w:color w:val="16A34A"/>
                 <w:sz w:val="16"/>
               </w:rPr>
-              <w:t>—</w:t>
+              <w:t>s00q27</w:t>
             </w:r>
           </w:p>
         </w:tc>
@@ -1745,7 +1745,7 @@
                 <w:i w:val="0"/>
                 <w:sz w:val="17"/>
               </w:rPr>
-              <w:t>Incohérence détectée ! Le ménage a précédemment déclaré vivre « Bien » ou « Assez bien » selon son revenu en 20A.02.</w:t>
+              <w:t>Vous avez declaré que le questionnaire est complètement fini mais le questionnaire est en statut partiel, prière de mettre le questionnaire en statut complet s'il est fini.</w:t>
             </w:r>
           </w:p>
         </w:tc>
@@ -1804,7 +1804,7 @@
                 <w:color w:val="16A34A"/>
                 <w:sz w:val="16"/>
               </w:rPr>
-              <w:t>s00q27</w:t>
+              <w:t>—</w:t>
             </w:r>
           </w:p>
         </w:tc>
@@ -1835,7 +1835,7 @@
                 <w:i w:val="0"/>
                 <w:sz w:val="17"/>
               </w:rPr>
-              <w:t>Vous avez declaré que le questionnaire est complètement fini mais le questionnaire est en statut partiel, prière de mettre le questionnaire en statut complet s'il est fini.</w:t>
+              <w:t>L'adresse ou la localisation du ménage doit être bien renseignée, ne doit pas contenir des numéros de téléphone et elle semble courte pour être une adresse.</w:t>
             </w:r>
           </w:p>
         </w:tc>
@@ -1925,7 +1925,7 @@
                 <w:i w:val="0"/>
                 <w:sz w:val="17"/>
               </w:rPr>
-              <w:t>L'adresse ou la localisation du ménage doit être bien renseignée, ne doit pas contenir des numéros de téléphone et elle semble courte pour être une adresse.</w:t>
+              <w:t>Prière de renseigner la bonne adresse.</w:t>
             </w:r>
           </w:p>
         </w:tc>
@@ -1958,7 +1958,7 @@
                 <w:i w:val="0"/>
                 <w:sz w:val="16"/>
               </w:rPr>
-              <w:t>S00</w:t>
+              <w:t>S01</w:t>
               <w:br/>
             </w:r>
             <w:r>
@@ -1968,7 +1968,7 @@
                 <w:color w:val="64748B"/>
                 <w:sz w:val="14"/>
               </w:rPr>
-              <w:t>Identification</w:t>
+              <w:t>Démographie</w:t>
             </w:r>
           </w:p>
         </w:tc>
@@ -1984,7 +1984,7 @@
                 <w:color w:val="16A34A"/>
                 <w:sz w:val="16"/>
               </w:rPr>
-              <w:t>—</w:t>
+              <w:t>s01q00</w:t>
             </w:r>
           </w:p>
         </w:tc>
@@ -2015,7 +2015,7 @@
                 <w:i w:val="0"/>
                 <w:sz w:val="17"/>
               </w:rPr>
-              <w:t>Prière de renseigner la bonne adresse.</w:t>
+              <w:t>Attention ! Vous avez déclaré en s01q00 que le répondant est la personne elle-même, or OMAR KA est trop jeune (4 ans) pour fournir des informations correctes.</w:t>
             </w:r>
           </w:p>
         </w:tc>
@@ -2074,7 +2074,7 @@
                 <w:color w:val="16A34A"/>
                 <w:sz w:val="16"/>
               </w:rPr>
-              <w:t>s01q00</w:t>
+              <w:t>—</w:t>
             </w:r>
           </w:p>
         </w:tc>
@@ -2105,7 +2105,7 @@
                 <w:i w:val="0"/>
                 <w:sz w:val="17"/>
               </w:rPr>
-              <w:t>Attention ! Vous avez déclaré en s01q00 que le répondant est la personne elle-même, or OMAR KA est trop jeune (4 ans) pour fournir des informations correctes.</w:t>
+              <w:t>Prière de refaire la section 1 pour OMAR KA en demandant à un adulte de répondre aux questions à sa place.</w:t>
             </w:r>
           </w:p>
         </w:tc>
@@ -2164,7 +2164,7 @@
                 <w:color w:val="16A34A"/>
                 <w:sz w:val="16"/>
               </w:rPr>
-              <w:t>—</w:t>
+              <w:t>s01q10_1</w:t>
             </w:r>
           </w:p>
         </w:tc>
@@ -2195,277 +2195,7 @@
                 <w:i w:val="0"/>
                 <w:sz w:val="17"/>
               </w:rPr>
-              <w:t>Prière de refaire la section 1 pour OMAR KA en demandant à un adulte de répondre aux questions à sa place.</w:t>
-            </w:r>
-          </w:p>
-        </w:tc>
-      </w:tr>
-      <w:tr>
-        <w:tc>
-          <w:tcPr>
-            <w:tcW w:type="dxa" w:w="964"/>
-          </w:tcPr>
-          <w:p>
-            <w:r>
-              <w:rPr>
-                <w:b/>
-                <w:i w:val="0"/>
-                <w:color w:val="EA580C"/>
-                <w:sz w:val="16"/>
-              </w:rPr>
-              <w:t>Moyenne</w:t>
-            </w:r>
-          </w:p>
-        </w:tc>
-        <w:tc>
-          <w:tcPr>
-            <w:tcW w:type="dxa" w:w="1247"/>
-          </w:tcPr>
-          <w:p>
-            <w:r>
-              <w:rPr>
-                <w:b/>
-                <w:i w:val="0"/>
-                <w:sz w:val="16"/>
-              </w:rPr>
-              <w:t>S01</w:t>
-              <w:br/>
-            </w:r>
-            <w:r>
-              <w:rPr>
-                <w:b w:val="0"/>
-                <w:i w:val="0"/>
-                <w:color w:val="64748B"/>
-                <w:sz w:val="14"/>
-              </w:rPr>
-              <w:t>Démographie</w:t>
-            </w:r>
-          </w:p>
-        </w:tc>
-        <w:tc>
-          <w:tcPr>
-            <w:tcW w:type="dxa" w:w="1531"/>
-          </w:tcPr>
-          <w:p>
-            <w:r>
-              <w:rPr>
-                <w:b/>
-                <w:i w:val="0"/>
-                <w:color w:val="16A34A"/>
-                <w:sz w:val="16"/>
-              </w:rPr>
-              <w:t>s01q10_1</w:t>
-            </w:r>
-          </w:p>
-        </w:tc>
-        <w:tc>
-          <w:tcPr>
-            <w:tcW w:type="dxa" w:w="1191"/>
-          </w:tcPr>
-          <w:p>
-            <w:r>
-              <w:rPr>
-                <w:b w:val="0"/>
-                <w:i w:val="0"/>
-                <w:color w:val="64748B"/>
-                <w:sz w:val="16"/>
-              </w:rPr>
-              <w:t>GT-CQ</w:t>
-            </w:r>
-          </w:p>
-        </w:tc>
-        <w:tc>
-          <w:tcPr>
-            <w:tcW w:type="dxa" w:w="4706"/>
-          </w:tcPr>
-          <w:p>
-            <w:r>
-              <w:rPr>
-                <w:b w:val="0"/>
-                <w:i w:val="0"/>
-                <w:sz w:val="17"/>
-              </w:rPr>
               <w:t>La taille du ménage lors de l'enquête principale (12) de ce ménage est inférieur à la taille du denombrement (19), prière de fournir des explications concrètes ou aller revisiter le ménage.</w:t>
-            </w:r>
-          </w:p>
-        </w:tc>
-      </w:tr>
-      <w:tr>
-        <w:tc>
-          <w:tcPr>
-            <w:tcW w:type="dxa" w:w="964"/>
-          </w:tcPr>
-          <w:p>
-            <w:r>
-              <w:rPr>
-                <w:b/>
-                <w:i w:val="0"/>
-                <w:color w:val="EA580C"/>
-                <w:sz w:val="16"/>
-              </w:rPr>
-              <w:t>Moyenne</w:t>
-            </w:r>
-          </w:p>
-        </w:tc>
-        <w:tc>
-          <w:tcPr>
-            <w:tcW w:type="dxa" w:w="1247"/>
-          </w:tcPr>
-          <w:p>
-            <w:r>
-              <w:rPr>
-                <w:b/>
-                <w:i w:val="0"/>
-                <w:sz w:val="16"/>
-              </w:rPr>
-              <w:t>S02</w:t>
-              <w:br/>
-            </w:r>
-            <w:r>
-              <w:rPr>
-                <w:b w:val="0"/>
-                <w:i w:val="0"/>
-                <w:color w:val="64748B"/>
-                <w:sz w:val="14"/>
-              </w:rPr>
-              <w:t>Éducation</w:t>
-            </w:r>
-          </w:p>
-        </w:tc>
-        <w:tc>
-          <w:tcPr>
-            <w:tcW w:type="dxa" w:w="1531"/>
-          </w:tcPr>
-          <w:p>
-            <w:r>
-              <w:rPr>
-                <w:b/>
-                <w:i w:val="0"/>
-                <w:color w:val="16A34A"/>
-                <w:sz w:val="16"/>
-              </w:rPr>
-              <w:t>—</w:t>
-            </w:r>
-          </w:p>
-        </w:tc>
-        <w:tc>
-          <w:tcPr>
-            <w:tcW w:type="dxa" w:w="1191"/>
-          </w:tcPr>
-          <w:p>
-            <w:r>
-              <w:rPr>
-                <w:b w:val="0"/>
-                <w:i w:val="0"/>
-                <w:color w:val="64748B"/>
-                <w:sz w:val="16"/>
-              </w:rPr>
-              <w:t>GT-CQ</w:t>
-            </w:r>
-          </w:p>
-        </w:tc>
-        <w:tc>
-          <w:tcPr>
-            <w:tcW w:type="dxa" w:w="4706"/>
-          </w:tcPr>
-          <w:p>
-            <w:r>
-              <w:rPr>
-                <w:b w:val="0"/>
-                <w:i w:val="0"/>
-                <w:sz w:val="17"/>
-              </w:rPr>
-              <w:t>veuillez, s'il vous plait, confirmer les frais de scolarité ( 5000 FCFA) payée de AISSATOU COUMBA KA avec le QG ou apporter les corrections nécessaires.</w:t>
-            </w:r>
-          </w:p>
-        </w:tc>
-      </w:tr>
-      <w:tr>
-        <w:tc>
-          <w:tcPr>
-            <w:tcW w:type="dxa" w:w="964"/>
-          </w:tcPr>
-          <w:p>
-            <w:r>
-              <w:rPr>
-                <w:b/>
-                <w:i w:val="0"/>
-                <w:color w:val="EA580C"/>
-                <w:sz w:val="16"/>
-              </w:rPr>
-              <w:t>Moyenne</w:t>
-            </w:r>
-          </w:p>
-        </w:tc>
-        <w:tc>
-          <w:tcPr>
-            <w:tcW w:type="dxa" w:w="1247"/>
-          </w:tcPr>
-          <w:p>
-            <w:r>
-              <w:rPr>
-                <w:b/>
-                <w:i w:val="0"/>
-                <w:sz w:val="16"/>
-              </w:rPr>
-              <w:t>S02</w:t>
-              <w:br/>
-            </w:r>
-            <w:r>
-              <w:rPr>
-                <w:b w:val="0"/>
-                <w:i w:val="0"/>
-                <w:color w:val="64748B"/>
-                <w:sz w:val="14"/>
-              </w:rPr>
-              <w:t>Éducation</w:t>
-            </w:r>
-          </w:p>
-        </w:tc>
-        <w:tc>
-          <w:tcPr>
-            <w:tcW w:type="dxa" w:w="1531"/>
-          </w:tcPr>
-          <w:p>
-            <w:r>
-              <w:rPr>
-                <w:b/>
-                <w:i w:val="0"/>
-                <w:color w:val="16A34A"/>
-                <w:sz w:val="16"/>
-              </w:rPr>
-              <w:t>—</w:t>
-            </w:r>
-          </w:p>
-        </w:tc>
-        <w:tc>
-          <w:tcPr>
-            <w:tcW w:type="dxa" w:w="1191"/>
-          </w:tcPr>
-          <w:p>
-            <w:r>
-              <w:rPr>
-                <w:b w:val="0"/>
-                <w:i w:val="0"/>
-                <w:color w:val="64748B"/>
-                <w:sz w:val="16"/>
-              </w:rPr>
-              <w:t>GT-CQ</w:t>
-            </w:r>
-          </w:p>
-        </w:tc>
-        <w:tc>
-          <w:tcPr>
-            <w:tcW w:type="dxa" w:w="4706"/>
-          </w:tcPr>
-          <w:p>
-            <w:r>
-              <w:rPr>
-                <w:b w:val="0"/>
-                <w:i w:val="0"/>
-                <w:sz w:val="17"/>
-              </w:rPr>
-              <w:t>veuillez, s'il vous plait, confirmer les frais de scolarité ( 5000 FCFA) payée de MOR NDIAMA KA avec le QG ou apporter les corrections nécessaires.</w:t>
             </w:r>
           </w:p>
         </w:tc>
